--- a/fase2/Evidencias Proyecto/Evidencias de Documentacion/07_Plan_de_Pruebas/05_Evidencias_por_sprint/Sprint_03/DPAY3_Pruebas_S03.docx
+++ b/fase2/Evidencias Proyecto/Evidencias de Documentacion/07_Plan_de_Pruebas/05_Evidencias_por_sprint/Sprint_03/DPAY3_Pruebas_S03.docx
@@ -10,7 +10,7 @@
         <w:rPr>
           <w:color w:val="0B5C8A"/>
         </w:rPr>
-        <w:t>Evidencias de Pruebas - Sprint 3 (en curso)</w:t>
+        <w:t>Evidencias de Pruebas - Sprint 3 (Goal Parcial; retro cerrada 15/10/2026)</w:t>
       </w:r>
     </w:p>
     <w:p>
@@ -85,7 +85,7 @@
         <w:t>Fecha:</w:t>
       </w:r>
       <w:r>
-        <w:t xml:space="preserve"> 2026-10-14</w:t>
+        <w:t xml:space="preserve"> 2026-10-18</w:t>
       </w:r>
     </w:p>
     <w:p>
@@ -384,7 +384,7 @@
           </w:tcPr>
           <w:p>
             <w:r>
-              <w:t>OK — cerrado en S2 (04/10), ver DPAY3_Pruebas_S02 §3b</w:t>
+              <w:t>OK - cerrado en S2 (04/10), ver DPAY3_Pruebas_S02 ver Seccion 3b</w:t>
             </w:r>
           </w:p>
         </w:tc>
@@ -426,7 +426,7 @@
           </w:tcPr>
           <w:p>
             <w:r>
-              <w:t>OK — cerrado en S2 (04/10)</w:t>
+              <w:t>OK - cerrado en S2 (04/10)</w:t>
             </w:r>
           </w:p>
         </w:tc>
@@ -720,7 +720,7 @@
           </w:tcPr>
           <w:p>
             <w:r>
-              <w:t>**Parcial** 13/10 — debito aprobado $2.000 + credito cancelado $5.000; falta credito aprobado y rechazo emisor</w:t>
+              <w:t>**Parcial** 13/10 - debito aprobado $2.000 + credito cancelado $5.000; falta credito aprobado y rechazo emisor</w:t>
             </w:r>
           </w:p>
         </w:tc>
@@ -762,7 +762,7 @@
           </w:tcPr>
           <w:p>
             <w:r>
-              <w:t>OK — timeout oficial 300 s (captura 03/10)</w:t>
+              <w:t>OK - timeout oficial 300 s (captura 03/10)</w:t>
             </w:r>
           </w:p>
         </w:tc>
